--- a/CUWebinars.Web/App_Data/mergeTemplates/OrderSubmittedCCS.docx
+++ b/CUWebinars.Web/App_Data/mergeTemplates/OrderSubmittedCCS.docx
@@ -17,17 +17,18 @@
         <w:tblLook w:val="04A0" w:firstRow="1" w:lastRow="0" w:firstColumn="1" w:lastColumn="0" w:noHBand="0" w:noVBand="1"/>
       </w:tblPr>
       <w:tblGrid>
-        <w:gridCol w:w="265"/>
-        <w:gridCol w:w="5675"/>
-        <w:gridCol w:w="3146"/>
-        <w:gridCol w:w="265"/>
+        <w:gridCol w:w="260"/>
+        <w:gridCol w:w="4420"/>
+        <w:gridCol w:w="1585"/>
+        <w:gridCol w:w="2835"/>
+        <w:gridCol w:w="260"/>
       </w:tblGrid>
       <w:tr>
         <w:tc>
           <w:tcPr>
-            <w:tcW w:w="9351" w:type="dxa"/>
-            <w:gridSpan w:val="4"/>
-            <w:shd w:val="clear" w:color="auto" w:fill="4D677F"/>
+            <w:tcW w:w="9360" w:type="dxa"/>
+            <w:gridSpan w:val="5"/>
+            <w:shd w:val="clear" w:color="auto" w:fill="3E67B1"/>
           </w:tcPr>
           <w:p>
             <w:pPr>
@@ -41,81 +42,55 @@
                 <w:b/>
                 <w:color w:val="FFFFFF" w:themeColor="background1"/>
               </w:rPr>
-              <w:t>Your subscription is submitted</w:t>
-            </w:r>
-            <w:r>
-              <w:rPr>
-                <w:b/>
-                <w:color w:val="FFFFFF" w:themeColor="background1"/>
-              </w:rPr>
-              <w:t>!</w:t>
+              <w:t>Your registration is Submitted!</w:t>
             </w:r>
           </w:p>
         </w:tc>
       </w:tr>
       <w:tr>
-        <w:trPr>
-          <w:trHeight w:val="1160"/>
-        </w:trPr>
-        <w:tc>
-          <w:tcPr>
-            <w:tcW w:w="265" w:type="dxa"/>
+        <w:tc>
+          <w:tcPr>
+            <w:tcW w:w="260" w:type="dxa"/>
             <w:tcBorders>
               <w:right w:val="single" w:sz="4" w:space="0" w:color="000000"/>
             </w:tcBorders>
-            <w:shd w:val="clear" w:color="auto" w:fill="4D677F"/>
+            <w:shd w:val="clear" w:color="auto" w:fill="3E67B1"/>
           </w:tcPr>
           <w:p/>
         </w:tc>
         <w:tc>
           <w:tcPr>
-            <w:tcW w:w="5675" w:type="dxa"/>
+            <w:tcW w:w="6005" w:type="dxa"/>
+            <w:gridSpan w:val="2"/>
             <w:tcBorders>
               <w:top w:val="single" w:sz="4" w:space="0" w:color="000000"/>
               <w:left w:val="single" w:sz="4" w:space="0" w:color="000000"/>
             </w:tcBorders>
-            <w:shd w:val="clear" w:color="auto" w:fill="4B5966"/>
+            <w:shd w:val="clear" w:color="auto" w:fill="F3F5F8"/>
           </w:tcPr>
           <w:p>
             <w:pPr>
+              <w:tabs>
+                <w:tab w:val="left" w:pos="3372"/>
+              </w:tabs>
+            </w:pPr>
+            <w:r>
               <w:rPr>
                 <w:noProof/>
               </w:rPr>
-            </w:pPr>
-            <w:r>
-              <w:rPr>
-                <w:noProof/>
-              </w:rPr>
               <w:t>[logo]</w:t>
             </w:r>
-            <w:r>
-              <w:rPr>
-                <w:noProof/>
-                <w:color w:val="4B5966"/>
-                <w:shd w:val="clear" w:color="auto" w:fill="4B5966"/>
-              </w:rPr>
-              <w:t>|</w:t>
-            </w:r>
           </w:p>
         </w:tc>
         <w:tc>
           <w:tcPr>
-            <w:tcW w:w="3146" w:type="dxa"/>
+            <w:tcW w:w="2835" w:type="dxa"/>
             <w:tcBorders>
               <w:top w:val="single" w:sz="4" w:space="0" w:color="000000"/>
               <w:right w:val="single" w:sz="4" w:space="0" w:color="000000"/>
             </w:tcBorders>
-            <w:shd w:val="clear" w:color="auto" w:fill="B9C8D5"/>
-          </w:tcPr>
-          <w:p>
-            <w:pPr>
-              <w:rPr>
-                <w:color w:val="7F7F7F" w:themeColor="text1" w:themeTint="80"/>
-                <w:sz w:val="18"/>
-                <w:szCs w:val="18"/>
-              </w:rPr>
-            </w:pPr>
-          </w:p>
+            <w:shd w:val="clear" w:color="auto" w:fill="F3F5F8"/>
+          </w:tcPr>
           <w:tbl>
             <w:tblPr>
               <w:tblStyle w:val="TableGrid"/>
@@ -131,17 +106,22 @@
               <w:tblLook w:val="04A0" w:firstRow="1" w:lastRow="0" w:firstColumn="1" w:lastColumn="0" w:noHBand="0" w:noVBand="1"/>
             </w:tblPr>
             <w:tblGrid>
-              <w:gridCol w:w="1373"/>
-              <w:gridCol w:w="1557"/>
+              <w:gridCol w:w="1115"/>
+              <w:gridCol w:w="1504"/>
             </w:tblGrid>
             <w:tr>
               <w:tc>
                 <w:tcPr>
-                  <w:tcW w:w="1373" w:type="dxa"/>
+                  <w:tcW w:w="1115" w:type="dxa"/>
+                  <w:tcBorders>
+                    <w:top w:val="nil"/>
+                    <w:left w:val="nil"/>
+                    <w:bottom w:val="nil"/>
+                    <w:right w:val="nil"/>
+                  </w:tcBorders>
                 </w:tcPr>
                 <w:p>
                   <w:pPr>
-                    <w:pStyle w:val="NoSpacing"/>
                     <w:jc w:val="right"/>
                     <w:rPr>
                       <w:noProof/>
@@ -156,113 +136,388 @@
                       <w:sz w:val="18"/>
                       <w:szCs w:val="18"/>
                     </w:rPr>
-                    <w:t>Email</w:t>
-                  </w:r>
-                  <w:r>
-                    <w:rPr>
-                      <w:color w:val="7F7F7F" w:themeColor="text1" w:themeTint="80"/>
-                      <w:sz w:val="18"/>
-                      <w:szCs w:val="18"/>
-                    </w:rPr>
-                    <w:t>:</w:t>
+                    <w:t>Order ID:</w:t>
                   </w:r>
                 </w:p>
               </w:tc>
               <w:tc>
                 <w:tcPr>
-                  <w:tcW w:w="1557" w:type="dxa"/>
+                  <w:tcW w:w="1504" w:type="dxa"/>
+                  <w:tcBorders>
+                    <w:top w:val="nil"/>
+                    <w:left w:val="nil"/>
+                    <w:bottom w:val="nil"/>
+                    <w:right w:val="nil"/>
+                  </w:tcBorders>
                 </w:tcPr>
                 <w:p>
                   <w:pPr>
-                    <w:pStyle w:val="NoSpacing"/>
                     <w:rPr>
                       <w:noProof/>
                       <w:sz w:val="18"/>
                       <w:szCs w:val="18"/>
                     </w:rPr>
                   </w:pPr>
-                  <w:fldSimple w:instr=" MERGEFIELD  BillingEmail  \* MERGEFORMAT ">
-                    <w:r>
-                      <w:rPr>
-                        <w:noProof/>
-                      </w:rPr>
-                      <w:t>«BillingEmail»</w:t>
-                    </w:r>
-                  </w:fldSimple>
+                  <w:r>
+                    <w:rPr>
+                      <w:sz w:val="18"/>
+                      <w:szCs w:val="18"/>
+                    </w:rPr>
+                    <w:fldChar w:fldCharType="begin"/>
+                  </w:r>
+                  <w:r>
+                    <w:rPr>
+                      <w:sz w:val="18"/>
+                      <w:szCs w:val="18"/>
+                    </w:rPr>
+                    <w:instrText xml:space="preserve"> MERGEFIELD  OrderID  \* MERGEFORMAT </w:instrText>
+                  </w:r>
+                  <w:r>
+                    <w:rPr>
+                      <w:sz w:val="18"/>
+                      <w:szCs w:val="18"/>
+                    </w:rPr>
+                    <w:fldChar w:fldCharType="separate"/>
+                  </w:r>
+                  <w:r>
+                    <w:rPr>
+                      <w:noProof/>
+                      <w:sz w:val="18"/>
+                      <w:szCs w:val="18"/>
+                    </w:rPr>
+                    <w:t>«OrderID»</w:t>
+                  </w:r>
+                  <w:r>
+                    <w:rPr>
+                      <w:sz w:val="18"/>
+                      <w:szCs w:val="18"/>
+                    </w:rPr>
+                    <w:fldChar w:fldCharType="end"/>
+                  </w:r>
+                </w:p>
+              </w:tc>
+            </w:tr>
+            <w:tr>
+              <w:tc>
+                <w:tcPr>
+                  <w:tcW w:w="1115" w:type="dxa"/>
+                  <w:tcBorders>
+                    <w:top w:val="nil"/>
+                    <w:left w:val="nil"/>
+                    <w:bottom w:val="nil"/>
+                    <w:right w:val="nil"/>
+                  </w:tcBorders>
+                </w:tcPr>
+                <w:p>
+                  <w:pPr>
+                    <w:jc w:val="right"/>
+                    <w:rPr>
+                      <w:color w:val="7F7F7F" w:themeColor="text1" w:themeTint="80"/>
+                      <w:sz w:val="18"/>
+                      <w:szCs w:val="18"/>
+                    </w:rPr>
+                  </w:pPr>
+                  <w:bookmarkStart w:id="0" w:name="_Hlk486160287"/>
+                  <w:r>
+                    <w:rPr>
+                      <w:color w:val="7F7F7F" w:themeColor="text1" w:themeTint="80"/>
+                      <w:sz w:val="18"/>
+                      <w:szCs w:val="18"/>
+                    </w:rPr>
+                    <w:t>Total:</w:t>
+                  </w:r>
+                </w:p>
+              </w:tc>
+              <w:tc>
+                <w:tcPr>
+                  <w:tcW w:w="1504" w:type="dxa"/>
+                  <w:tcBorders>
+                    <w:top w:val="nil"/>
+                    <w:left w:val="nil"/>
+                    <w:bottom w:val="nil"/>
+                    <w:right w:val="nil"/>
+                  </w:tcBorders>
+                </w:tcPr>
+                <w:p>
+                  <w:pPr>
+                    <w:rPr>
+                      <w:sz w:val="18"/>
+                      <w:szCs w:val="18"/>
+                    </w:rPr>
+                  </w:pPr>
+                  <w:r>
+                    <w:rPr>
+                      <w:sz w:val="18"/>
+                      <w:szCs w:val="18"/>
+                    </w:rPr>
+                    <w:fldChar w:fldCharType="begin"/>
+                  </w:r>
+                  <w:r>
+                    <w:rPr>
+                      <w:sz w:val="18"/>
+                      <w:szCs w:val="18"/>
+                    </w:rPr>
+                    <w:instrText xml:space="preserve"> MERGEFIELD  Total  \* MERGEFORMAT </w:instrText>
+                  </w:r>
+                  <w:r>
+                    <w:rPr>
+                      <w:sz w:val="18"/>
+                      <w:szCs w:val="18"/>
+                    </w:rPr>
+                    <w:fldChar w:fldCharType="separate"/>
+                  </w:r>
+                  <w:r>
+                    <w:rPr>
+                      <w:noProof/>
+                      <w:sz w:val="18"/>
+                      <w:szCs w:val="18"/>
+                    </w:rPr>
+                    <w:t>«Total»</w:t>
+                  </w:r>
+                  <w:r>
+                    <w:rPr>
+                      <w:sz w:val="18"/>
+                      <w:szCs w:val="18"/>
+                    </w:rPr>
+                    <w:fldChar w:fldCharType="end"/>
+                  </w:r>
+                </w:p>
+              </w:tc>
+            </w:tr>
+            <w:bookmarkEnd w:id="0"/>
+            <w:tr>
+              <w:tc>
+                <w:tcPr>
+                  <w:tcW w:w="1115" w:type="dxa"/>
+                  <w:tcBorders>
+                    <w:top w:val="nil"/>
+                    <w:left w:val="nil"/>
+                    <w:bottom w:val="nil"/>
+                    <w:right w:val="nil"/>
+                  </w:tcBorders>
+                </w:tcPr>
+                <w:p>
+                  <w:pPr>
+                    <w:jc w:val="right"/>
+                    <w:rPr>
+                      <w:noProof/>
+                      <w:color w:val="7F7F7F" w:themeColor="text1" w:themeTint="80"/>
+                      <w:sz w:val="18"/>
+                      <w:szCs w:val="18"/>
+                    </w:rPr>
+                  </w:pPr>
+                  <w:r>
+                    <w:rPr>
+                      <w:color w:val="7F7F7F" w:themeColor="text1" w:themeTint="80"/>
+                      <w:sz w:val="18"/>
+                      <w:szCs w:val="18"/>
+                    </w:rPr>
+                    <w:t>Attendance:</w:t>
+                  </w:r>
+                </w:p>
+              </w:tc>
+              <w:tc>
+                <w:tcPr>
+                  <w:tcW w:w="1504" w:type="dxa"/>
+                  <w:tcBorders>
+                    <w:top w:val="nil"/>
+                    <w:left w:val="nil"/>
+                    <w:bottom w:val="nil"/>
+                    <w:right w:val="nil"/>
+                  </w:tcBorders>
+                </w:tcPr>
+                <w:p>
+                  <w:pPr>
+                    <w:rPr>
+                      <w:noProof/>
+                      <w:sz w:val="18"/>
+                      <w:szCs w:val="18"/>
+                    </w:rPr>
+                  </w:pPr>
+                  <w:r>
+                    <w:rPr>
+                      <w:sz w:val="18"/>
+                      <w:szCs w:val="18"/>
+                    </w:rPr>
+                    <w:fldChar w:fldCharType="begin"/>
+                  </w:r>
+                  <w:r>
+                    <w:rPr>
+                      <w:sz w:val="18"/>
+                      <w:szCs w:val="18"/>
+                    </w:rPr>
+                    <w:instrText xml:space="preserve"> MERGEFIELD  AttendType  \* MERGEFORMAT </w:instrText>
+                  </w:r>
+                  <w:r>
+                    <w:rPr>
+                      <w:sz w:val="18"/>
+                      <w:szCs w:val="18"/>
+                    </w:rPr>
+                    <w:fldChar w:fldCharType="separate"/>
+                  </w:r>
+                  <w:r>
+                    <w:rPr>
+                      <w:noProof/>
+                      <w:sz w:val="18"/>
+                      <w:szCs w:val="18"/>
+                    </w:rPr>
+                    <w:t>«AttendType»</w:t>
+                  </w:r>
+                  <w:r>
+                    <w:rPr>
+                      <w:sz w:val="18"/>
+                      <w:szCs w:val="18"/>
+                    </w:rPr>
+                    <w:fldChar w:fldCharType="end"/>
+                  </w:r>
+                </w:p>
+              </w:tc>
+            </w:tr>
+            <w:tr>
+              <w:tc>
+                <w:tcPr>
+                  <w:tcW w:w="1115" w:type="dxa"/>
+                  <w:tcBorders>
+                    <w:top w:val="nil"/>
+                    <w:left w:val="nil"/>
+                    <w:bottom w:val="nil"/>
+                    <w:right w:val="nil"/>
+                  </w:tcBorders>
+                </w:tcPr>
+                <w:p>
+                  <w:pPr>
+                    <w:jc w:val="right"/>
+                    <w:rPr>
+                      <w:noProof/>
+                      <w:color w:val="7F7F7F" w:themeColor="text1" w:themeTint="80"/>
+                      <w:sz w:val="18"/>
+                      <w:szCs w:val="18"/>
+                    </w:rPr>
+                  </w:pPr>
+                  <w:r>
+                    <w:rPr>
+                      <w:color w:val="7F7F7F" w:themeColor="text1" w:themeTint="80"/>
+                      <w:sz w:val="18"/>
+                      <w:szCs w:val="18"/>
+                    </w:rPr>
+                    <w:t>Status:</w:t>
+                  </w:r>
+                </w:p>
+              </w:tc>
+              <w:tc>
+                <w:tcPr>
+                  <w:tcW w:w="1504" w:type="dxa"/>
+                  <w:tcBorders>
+                    <w:top w:val="nil"/>
+                    <w:left w:val="nil"/>
+                    <w:bottom w:val="nil"/>
+                    <w:right w:val="nil"/>
+                  </w:tcBorders>
+                </w:tcPr>
+                <w:p>
+                  <w:pPr>
+                    <w:rPr>
+                      <w:noProof/>
+                      <w:sz w:val="18"/>
+                      <w:szCs w:val="18"/>
+                    </w:rPr>
+                  </w:pPr>
+                  <w:r>
+                    <w:rPr>
+                      <w:sz w:val="18"/>
+                      <w:szCs w:val="18"/>
+                    </w:rPr>
+                    <w:fldChar w:fldCharType="begin"/>
+                  </w:r>
+                  <w:r>
+                    <w:rPr>
+                      <w:sz w:val="18"/>
+                      <w:szCs w:val="18"/>
+                    </w:rPr>
+                    <w:instrText xml:space="preserve"> MERGEFIELD  PaymentStatus  \* MERGEFORMAT </w:instrText>
+                  </w:r>
+                  <w:r>
+                    <w:rPr>
+                      <w:sz w:val="18"/>
+                      <w:szCs w:val="18"/>
+                    </w:rPr>
+                    <w:fldChar w:fldCharType="separate"/>
+                  </w:r>
+                  <w:r>
+                    <w:rPr>
+                      <w:noProof/>
+                      <w:sz w:val="18"/>
+                      <w:szCs w:val="18"/>
+                    </w:rPr>
+                    <w:t>«PaymentStatus»</w:t>
+                  </w:r>
+                  <w:r>
+                    <w:rPr>
+                      <w:sz w:val="18"/>
+                      <w:szCs w:val="18"/>
+                    </w:rPr>
+                    <w:fldChar w:fldCharType="end"/>
+                  </w:r>
                 </w:p>
               </w:tc>
             </w:tr>
           </w:tbl>
-          <w:p>
-            <w:pPr>
-              <w:rPr>
-                <w:noProof/>
-                <w:sz w:val="18"/>
-                <w:szCs w:val="18"/>
-              </w:rPr>
-            </w:pPr>
-          </w:p>
-        </w:tc>
-        <w:tc>
-          <w:tcPr>
-            <w:tcW w:w="265" w:type="dxa"/>
+          <w:p/>
+        </w:tc>
+        <w:tc>
+          <w:tcPr>
+            <w:tcW w:w="260" w:type="dxa"/>
             <w:tcBorders>
               <w:left w:val="single" w:sz="4" w:space="0" w:color="000000"/>
             </w:tcBorders>
-            <w:shd w:val="clear" w:color="auto" w:fill="4D677F"/>
-          </w:tcPr>
+            <w:shd w:val="clear" w:color="auto" w:fill="3E67B1"/>
+          </w:tcPr>
+          <w:p/>
           <w:p/>
         </w:tc>
       </w:tr>
       <w:tr>
         <w:tc>
           <w:tcPr>
-            <w:tcW w:w="265" w:type="dxa"/>
+            <w:tcW w:w="260" w:type="dxa"/>
+            <w:shd w:val="clear" w:color="auto" w:fill="3E67B1"/>
+          </w:tcPr>
+          <w:p/>
+        </w:tc>
+        <w:tc>
+          <w:tcPr>
+            <w:tcW w:w="8840" w:type="dxa"/>
+            <w:gridSpan w:val="3"/>
+            <w:shd w:val="clear" w:color="auto" w:fill="3E67B1"/>
+          </w:tcPr>
+          <w:p/>
+        </w:tc>
+        <w:tc>
+          <w:tcPr>
+            <w:tcW w:w="260" w:type="dxa"/>
+            <w:tcBorders>
+              <w:left w:val="nil"/>
+            </w:tcBorders>
+            <w:shd w:val="clear" w:color="auto" w:fill="3E67B1"/>
+          </w:tcPr>
+          <w:p/>
+        </w:tc>
+      </w:tr>
+      <w:tr>
+        <w:tc>
+          <w:tcPr>
+            <w:tcW w:w="260" w:type="dxa"/>
             <w:tcBorders>
               <w:right w:val="single" w:sz="4" w:space="0" w:color="auto"/>
             </w:tcBorders>
-            <w:shd w:val="clear" w:color="auto" w:fill="4D677F"/>
+            <w:shd w:val="clear" w:color="auto" w:fill="3E67B1"/>
           </w:tcPr>
           <w:p/>
         </w:tc>
         <w:tc>
           <w:tcPr>
-            <w:tcW w:w="8821" w:type="dxa"/>
-            <w:gridSpan w:val="2"/>
-            <w:tcBorders>
-              <w:left w:val="single" w:sz="4" w:space="0" w:color="auto"/>
-              <w:right w:val="single" w:sz="4" w:space="0" w:color="auto"/>
-            </w:tcBorders>
-            <w:shd w:val="clear" w:color="auto" w:fill="000000" w:themeFill="text1"/>
-          </w:tcPr>
-          <w:p/>
-        </w:tc>
-        <w:tc>
-          <w:tcPr>
-            <w:tcW w:w="265" w:type="dxa"/>
-            <w:tcBorders>
-              <w:left w:val="single" w:sz="4" w:space="0" w:color="auto"/>
-            </w:tcBorders>
-            <w:shd w:val="clear" w:color="auto" w:fill="4D677F"/>
-          </w:tcPr>
-          <w:p/>
-        </w:tc>
-      </w:tr>
-      <w:tr>
-        <w:tc>
-          <w:tcPr>
-            <w:tcW w:w="265" w:type="dxa"/>
-            <w:tcBorders>
-              <w:right w:val="single" w:sz="4" w:space="0" w:color="auto"/>
-            </w:tcBorders>
-            <w:shd w:val="clear" w:color="auto" w:fill="4D677F"/>
-          </w:tcPr>
-          <w:p/>
-        </w:tc>
-        <w:tc>
-          <w:tcPr>
-            <w:tcW w:w="8821" w:type="dxa"/>
-            <w:gridSpan w:val="2"/>
+            <w:tcW w:w="8840" w:type="dxa"/>
+            <w:gridSpan w:val="3"/>
             <w:tcBorders>
               <w:left w:val="single" w:sz="4" w:space="0" w:color="auto"/>
               <w:right w:val="single" w:sz="6" w:space="0" w:color="auto"/>
@@ -270,112 +525,106 @@
           </w:tcPr>
           <w:p>
             <w:pPr>
-              <w:spacing w:before="200"/>
+              <w:ind w:left="532" w:hanging="540"/>
             </w:pPr>
-            <w:r>
-              <w:t xml:space="preserve">Dear </w:t>
-            </w:r>
-            <w:r>
-              <w:rPr>
-                <w:noProof/>
-              </w:rPr>
-              <w:fldChar w:fldCharType="begin"/>
-            </w:r>
-            <w:r>
-              <w:rPr>
-                <w:noProof/>
-              </w:rPr>
-              <w:instrText xml:space="preserve"> MERGEFIELD  FirstName  \* MERGEFORMAT </w:instrText>
-            </w:r>
-            <w:r>
-              <w:rPr>
-                <w:noProof/>
-              </w:rPr>
-              <w:fldChar w:fldCharType="separate"/>
-            </w:r>
-            <w:r>
-              <w:rPr>
-                <w:noProof/>
-              </w:rPr>
-              <w:t>«FirstName»</w:t>
-            </w:r>
-            <w:r>
-              <w:rPr>
-                <w:noProof/>
-              </w:rPr>
-              <w:fldChar w:fldCharType="end"/>
-            </w:r>
-            <w:r>
-              <w:t>,</w:t>
-            </w:r>
           </w:p>
           <w:p>
             <w:pPr>
               <w:spacing w:before="200"/>
             </w:pPr>
             <w:r>
-              <w:t xml:space="preserve">Thank you for subscribing to the </w:t>
-            </w:r>
-            <w:r>
-              <w:t>TTS Compliance Suite</w:t>
-            </w:r>
-            <w:r>
-              <w:t>. Your order has been entered in our system and your general registration information is included below for your review.  </w:t>
+              <w:t xml:space="preserve">Dear </w:t>
+            </w:r>
+            <w:r>
+              <w:rPr>
+                <w:noProof/>
+              </w:rPr>
+              <w:fldChar w:fldCharType="begin"/>
+            </w:r>
+            <w:r>
+              <w:rPr>
+                <w:noProof/>
+              </w:rPr>
+              <w:instrText xml:space="preserve"> MERGEFIELD  FirstName  \* MERGEFORMAT </w:instrText>
+            </w:r>
+            <w:r>
+              <w:rPr>
+                <w:noProof/>
+              </w:rPr>
+              <w:fldChar w:fldCharType="separate"/>
+            </w:r>
+            <w:r>
+              <w:rPr>
+                <w:noProof/>
+              </w:rPr>
+              <w:t>«FirstName»</w:t>
+            </w:r>
+            <w:r>
+              <w:rPr>
+                <w:noProof/>
+              </w:rPr>
+              <w:fldChar w:fldCharType="end"/>
+            </w:r>
+            <w:r>
+              <w:t>,</w:t>
             </w:r>
           </w:p>
           <w:p>
             <w:pPr>
               <w:spacing w:before="200"/>
-              <w:rPr>
-                <w:noProof/>
-              </w:rPr>
             </w:pPr>
             <w:r>
-              <w:rPr>
-                <w:noProof/>
-              </w:rPr>
-              <w:fldChar w:fldCharType="begin"/>
-            </w:r>
-            <w:r>
-              <w:rPr>
-                <w:noProof/>
-              </w:rPr>
-              <w:instrText xml:space="preserve"> MERGEFIELD  RegDesc  \* MERGEFORMAT </w:instrText>
-            </w:r>
-            <w:r>
-              <w:rPr>
-                <w:noProof/>
-              </w:rPr>
-              <w:fldChar w:fldCharType="separate"/>
-            </w:r>
-            <w:r>
-              <w:rPr>
-                <w:noProof/>
-              </w:rPr>
-              <w:t>«RegDesc»</w:t>
-            </w:r>
-            <w:r>
-              <w:rPr>
-                <w:noProof/>
-              </w:rPr>
-              <w:fldChar w:fldCharType="end"/>
+              <w:t>Thank you for subscribing to the TTS Compliance Suite. Your order has been entered in our system and your general registration information is included below for your review.  </w:t>
             </w:r>
           </w:p>
           <w:p>
             <w:pPr>
               <w:spacing w:before="200"/>
               <w:rPr>
+                <w:noProof/>
+              </w:rPr>
+            </w:pPr>
+            <w:r>
+              <w:rPr>
+                <w:noProof/>
+              </w:rPr>
+              <w:fldChar w:fldCharType="begin"/>
+            </w:r>
+            <w:r>
+              <w:rPr>
+                <w:noProof/>
+              </w:rPr>
+              <w:instrText xml:space="preserve"> MERGEFIELD  RegDesc  \* MERGEFORMAT </w:instrText>
+            </w:r>
+            <w:r>
+              <w:rPr>
+                <w:noProof/>
+              </w:rPr>
+              <w:fldChar w:fldCharType="separate"/>
+            </w:r>
+            <w:r>
+              <w:rPr>
+                <w:noProof/>
+              </w:rPr>
+              <w:t>«RegDesc»</w:t>
+            </w:r>
+            <w:r>
+              <w:rPr>
+                <w:noProof/>
+              </w:rPr>
+              <w:fldChar w:fldCharType="end"/>
+            </w:r>
+          </w:p>
+          <w:p>
+            <w:pPr>
+              <w:spacing w:before="200"/>
+              <w:rPr>
                 <w:b/>
                 <w:i/>
               </w:rPr>
             </w:pPr>
             <w:r>
-              <w:t xml:space="preserve">A </w:t>
-            </w:r>
-            <w:bookmarkStart w:id="0" w:name="_GoBack"/>
-            <w:bookmarkEnd w:id="0"/>
-            <w:r>
-              <w:t>representative will contact you shortly with your account information. If you do not see our message in a timely fashion (and after checking your spam folder) please contact our Customer Service at</w:t>
+              <w:t>A representative will contact you shortly with your account information. If you do not see our message in a timely fashion (and after checking your spam folder) please contact our Customer Service at</w:t>
             </w:r>
             <w:r>
               <w:rPr>
@@ -400,20 +649,144 @@
             <w:r>
               <w:br/>
             </w:r>
+            <w:bookmarkStart w:id="1" w:name="_GoBack"/>
+            <w:bookmarkEnd w:id="1"/>
+          </w:p>
+          <w:p/>
+        </w:tc>
+        <w:tc>
+          <w:tcPr>
+            <w:tcW w:w="260" w:type="dxa"/>
+            <w:tcBorders>
+              <w:left w:val="single" w:sz="6" w:space="0" w:color="auto"/>
+            </w:tcBorders>
+            <w:shd w:val="clear" w:color="auto" w:fill="3E67B1"/>
+          </w:tcPr>
+          <w:p/>
+        </w:tc>
+      </w:tr>
+      <w:tr>
+        <w:tc>
+          <w:tcPr>
+            <w:tcW w:w="260" w:type="dxa"/>
+            <w:shd w:val="clear" w:color="auto" w:fill="3E67B1"/>
+          </w:tcPr>
+          <w:p/>
+          <w:p/>
+        </w:tc>
+        <w:tc>
+          <w:tcPr>
+            <w:tcW w:w="4420" w:type="dxa"/>
+            <w:shd w:val="clear" w:color="auto" w:fill="243842"/>
+          </w:tcPr>
+          <w:p>
+            <w:pPr>
+              <w:jc w:val="center"/>
+              <w:rPr>
+                <w:sz w:val="18"/>
+                <w:szCs w:val="18"/>
+              </w:rPr>
+            </w:pPr>
           </w:p>
           <w:p>
             <w:pPr>
-              <w:spacing w:before="200"/>
+              <w:jc w:val="center"/>
+            </w:pPr>
+            <w:r>
+              <w:rPr>
+                <w:sz w:val="18"/>
+                <w:szCs w:val="18"/>
+              </w:rPr>
+              <w:fldChar w:fldCharType="begin"/>
+            </w:r>
+            <w:r>
+              <w:rPr>
+                <w:sz w:val="18"/>
+                <w:szCs w:val="18"/>
+              </w:rPr>
+              <w:instrText xml:space="preserve"> MERGEFIELD  AffFooter  \* MERGEFORMAT </w:instrText>
+            </w:r>
+            <w:r>
+              <w:rPr>
+                <w:sz w:val="18"/>
+                <w:szCs w:val="18"/>
+              </w:rPr>
+              <w:fldChar w:fldCharType="separate"/>
+            </w:r>
+            <w:r>
+              <w:rPr>
+                <w:noProof/>
+                <w:sz w:val="18"/>
+                <w:szCs w:val="18"/>
+              </w:rPr>
+              <w:t>«AffFooter»</w:t>
+            </w:r>
+            <w:r>
+              <w:rPr>
+                <w:sz w:val="18"/>
+                <w:szCs w:val="18"/>
+              </w:rPr>
+              <w:fldChar w:fldCharType="end"/>
+            </w:r>
+          </w:p>
+        </w:tc>
+        <w:tc>
+          <w:tcPr>
+            <w:tcW w:w="4420" w:type="dxa"/>
+            <w:gridSpan w:val="2"/>
+            <w:shd w:val="clear" w:color="auto" w:fill="243842"/>
+          </w:tcPr>
+          <w:p>
+            <w:pPr>
+              <w:jc w:val="center"/>
+              <w:rPr>
+                <w:sz w:val="18"/>
+                <w:szCs w:val="18"/>
+              </w:rPr>
             </w:pPr>
           </w:p>
-        </w:tc>
-        <w:tc>
-          <w:tcPr>
-            <w:tcW w:w="265" w:type="dxa"/>
-            <w:tcBorders>
-              <w:left w:val="single" w:sz="6" w:space="0" w:color="auto"/>
-            </w:tcBorders>
-            <w:shd w:val="clear" w:color="auto" w:fill="4D677F"/>
+          <w:p>
+            <w:pPr>
+              <w:jc w:val="center"/>
+              <w:rPr>
+                <w:sz w:val="18"/>
+                <w:szCs w:val="18"/>
+              </w:rPr>
+            </w:pPr>
+            <w:r>
+              <w:rPr>
+                <w:sz w:val="18"/>
+                <w:szCs w:val="18"/>
+              </w:rPr>
+              <w:t>info@ttstrain.com</w:t>
+            </w:r>
+          </w:p>
+          <w:p>
+            <w:pPr>
+              <w:jc w:val="center"/>
+              <w:rPr>
+                <w:sz w:val="18"/>
+                <w:szCs w:val="18"/>
+              </w:rPr>
+            </w:pPr>
+            <w:r>
+              <w:rPr>
+                <w:sz w:val="18"/>
+                <w:szCs w:val="18"/>
+              </w:rPr>
+              <w:t>800-831-0678</w:t>
+            </w:r>
+          </w:p>
+          <w:p>
+            <w:pPr>
+              <w:jc w:val="center"/>
+            </w:pPr>
+          </w:p>
+        </w:tc>
+        <w:tc>
+          <w:tcPr>
+            <w:tcW w:w="260" w:type="dxa"/>
+            <w:shd w:val="clear" w:color="auto" w:fill="3E67B1"/>
           </w:tcPr>
           <w:p/>
         </w:tc>
@@ -421,23 +794,67 @@
       <w:tr>
         <w:tc>
           <w:tcPr>
-            <w:tcW w:w="265" w:type="dxa"/>
-            <w:shd w:val="clear" w:color="auto" w:fill="4D677F"/>
+            <w:tcW w:w="260" w:type="dxa"/>
+            <w:shd w:val="clear" w:color="auto" w:fill="3E67B1"/>
           </w:tcPr>
           <w:p/>
         </w:tc>
         <w:tc>
           <w:tcPr>
-            <w:tcW w:w="8821" w:type="dxa"/>
-            <w:gridSpan w:val="2"/>
-            <w:shd w:val="clear" w:color="auto" w:fill="000000" w:themeFill="text1"/>
-          </w:tcPr>
-          <w:p/>
-        </w:tc>
-        <w:tc>
-          <w:tcPr>
-            <w:tcW w:w="265" w:type="dxa"/>
-            <w:shd w:val="clear" w:color="auto" w:fill="4D677F"/>
+            <w:tcW w:w="8840" w:type="dxa"/>
+            <w:gridSpan w:val="3"/>
+            <w:shd w:val="clear" w:color="auto" w:fill="86BE48"/>
+          </w:tcPr>
+          <w:p>
+            <w:pPr>
+              <w:jc w:val="center"/>
+              <w:rPr>
+                <w:sz w:val="18"/>
+                <w:szCs w:val="18"/>
+              </w:rPr>
+            </w:pPr>
+            <w:r>
+              <w:rPr>
+                <w:sz w:val="18"/>
+                <w:szCs w:val="18"/>
+              </w:rPr>
+              <w:fldChar w:fldCharType="begin"/>
+            </w:r>
+            <w:r>
+              <w:rPr>
+                <w:sz w:val="18"/>
+                <w:szCs w:val="18"/>
+              </w:rPr>
+              <w:instrText xml:space="preserve"> MERGEFIELD  ServiceNote  \* MERGEFORMAT </w:instrText>
+            </w:r>
+            <w:r>
+              <w:rPr>
+                <w:sz w:val="18"/>
+                <w:szCs w:val="18"/>
+              </w:rPr>
+              <w:fldChar w:fldCharType="separate"/>
+            </w:r>
+            <w:r>
+              <w:rPr>
+                <w:noProof/>
+                <w:sz w:val="18"/>
+                <w:szCs w:val="18"/>
+              </w:rPr>
+              <w:t>«ServiceNote»</w:t>
+            </w:r>
+            <w:r>
+              <w:rPr>
+                <w:sz w:val="18"/>
+                <w:szCs w:val="18"/>
+              </w:rPr>
+              <w:fldChar w:fldCharType="end"/>
+            </w:r>
+          </w:p>
+        </w:tc>
+        <w:tc>
+          <w:tcPr>
+            <w:tcW w:w="260" w:type="dxa"/>
+            <w:shd w:val="clear" w:color="auto" w:fill="3E67B1"/>
           </w:tcPr>
           <w:p/>
         </w:tc>
@@ -445,15 +862,35 @@
       <w:tr>
         <w:tc>
           <w:tcPr>
-            <w:tcW w:w="9351" w:type="dxa"/>
-            <w:gridSpan w:val="4"/>
-            <w:shd w:val="clear" w:color="auto" w:fill="4D677F"/>
+            <w:tcW w:w="9360" w:type="dxa"/>
+            <w:gridSpan w:val="5"/>
+            <w:shd w:val="clear" w:color="auto" w:fill="3E67B1"/>
           </w:tcPr>
           <w:p/>
         </w:tc>
       </w:tr>
     </w:tbl>
-    <w:p/>
+    <w:p>
+      <w:pPr>
+        <w:rPr>
+          <w:rFonts w:eastAsia="Times New Roman" w:cs="Times New Roman"/>
+        </w:rPr>
+      </w:pPr>
+    </w:p>
+    <w:p>
+      <w:pPr>
+        <w:rPr>
+          <w:rFonts w:eastAsia="Times New Roman" w:cs="Times New Roman"/>
+        </w:rPr>
+      </w:pPr>
+    </w:p>
+    <w:p>
+      <w:pPr>
+        <w:rPr>
+          <w:rFonts w:eastAsia="Times New Roman" w:cs="Times New Roman"/>
+        </w:rPr>
+      </w:pPr>
+    </w:p>
     <w:p/>
     <w:sectPr>
       <w:pgSz w:w="12240" w:h="15840"/>
@@ -1221,7 +1658,7 @@
 </file>
 
 <file path=customXml/itemProps1.xml><?xml version="1.0" encoding="utf-8"?>
-<ds:datastoreItem xmlns:ds="http://schemas.openxmlformats.org/officeDocument/2006/customXml" ds:itemID="{DBF4F5C7-0DED-4C02-87DF-C7A3841D27BB}">
+<ds:datastoreItem xmlns:ds="http://schemas.openxmlformats.org/officeDocument/2006/customXml" ds:itemID="{995B5075-47D8-49BA-B170-DCF7FF3886EA}">
   <ds:schemaRefs>
     <ds:schemaRef ds:uri="http://schemas.openxmlformats.org/officeDocument/2006/bibliography"/>
   </ds:schemaRefs>
